--- a/docs/huong-dan-test-nguoi-dung.docx
+++ b/docs/huong-dan-test-nguoi-dung.docx
@@ -1314,7 +1314,7 @@
         <w:pStyle w:val="Heading1"/>
       </w:pPr>
       <w:r>
-        <w:t>6. Người xét duyệt — tên bước + hạn xử lý riêng</w:t>
+        <w:t>6. Người xét duyệt — tên bước + hạn xử lý riêng + tự tính lại khi qua bước mới</w:t>
       </w:r>
     </w:p>
     <w:p>
@@ -1324,7 +1324,7 @@
           <w:color w:val="5B6472"/>
           <w:sz w:val="20"/>
         </w:rPr>
-        <w:t>Nhìn sidebar, card "Người xét duyệt" — CHỈ áp dụng nếu Admin đã đặt tên bước/hạn riêng (xem file Admin, mục 1).</w:t>
+        <w:t>Nhìn sidebar, card "Người xét duyệt" — CHỈ áp dụng nếu Admin đã đặt tên bước/hạn riêng (xem file Admin, mục 1-2).</w:t>
       </w:r>
     </w:p>
     <w:tbl>
@@ -1470,6 +1470,46 @@
           <w:p>
             <w:r>
               <w:t>Chỉ hiện tên người như trước đây, không có gì thay đổi.</w:t>
+            </w:r>
+          </w:p>
+        </w:tc>
+        <w:tc>
+          <w:tcPr>
+            <w:tcW w:type="dxa" w:w="1417"/>
+          </w:tcPr>
+          <w:p>
+            <w:r/>
+          </w:p>
+        </w:tc>
+      </w:tr>
+      <w:tr>
+        <w:tc>
+          <w:tcPr>
+            <w:tcW w:type="dxa" w:w="510"/>
+          </w:tcPr>
+          <w:p>
+            <w:r>
+              <w:t>3</w:t>
+            </w:r>
+          </w:p>
+        </w:tc>
+        <w:tc>
+          <w:tcPr>
+            <w:tcW w:type="dxa" w:w="4082"/>
+          </w:tcPr>
+          <w:p>
+            <w:r>
+              <w:t>Đề xuất thuộc nhóm "Duyệt lần lượt" có bật hạn riêng bước — xem ô "Thời gian còn lại" TRƯỚC và NGAY SAU khi người duyệt bước hiện tại bấm Chấp thuận/Từ chối/Chuyển tiếp.</w:t>
+            </w:r>
+          </w:p>
+        </w:tc>
+        <w:tc>
+          <w:tcPr>
+            <w:tcW w:type="dxa" w:w="4195"/>
+          </w:tcPr>
+          <w:p>
+            <w:r>
+              <w:t>"Thời gian còn lại" ĐỔI NGAY sang hạn riêng của bước KẾ TIẾP, tính từ đúng lúc vừa xử lý xong (không cộng dồn thời gian còn dư của bước trước) — tính năng mới hoàn thành 23/08/2026.</w:t>
             </w:r>
           </w:p>
         </w:tc>
@@ -2449,6 +2489,261 @@
       </w:tr>
     </w:tbl>
     <w:p/>
+    <w:p>
+      <w:pPr>
+        <w:pStyle w:val="Heading1"/>
+      </w:pPr>
+      <w:r>
+        <w:t>10. Chuông thông báo (🔔) — 3 điểm mới sửa</w:t>
+      </w:r>
+    </w:p>
+    <w:p>
+      <w:r>
+        <w:rPr>
+          <w:i/>
+          <w:color w:val="5B6472"/>
+          <w:sz w:val="20"/>
+        </w:rPr>
+        <w:t>Cần 2 tài khoản khác nhau để thấy đúng — 1 mình không test đủ được. Bấm biểu tượng chuông ở góc trái.</w:t>
+      </w:r>
+    </w:p>
+    <w:tbl>
+      <w:tblPr>
+        <w:tblStyle w:val="TableGrid"/>
+        <w:tblW w:type="auto" w:w="0"/>
+        <w:jc w:val="center"/>
+        <w:tblLook w:firstColumn="1" w:firstRow="1" w:lastColumn="0" w:lastRow="0" w:noHBand="0" w:noVBand="1" w:val="04A0"/>
+      </w:tblPr>
+      <w:tblGrid>
+        <w:gridCol w:w="2160"/>
+        <w:gridCol w:w="2160"/>
+        <w:gridCol w:w="2160"/>
+        <w:gridCol w:w="2160"/>
+      </w:tblGrid>
+      <w:tr>
+        <w:tc>
+          <w:tcPr>
+            <w:tcW w:type="dxa" w:w="510"/>
+            <w:shd w:val="clear" w:color="auto" w:fill="096AA7"/>
+          </w:tcPr>
+          <w:p>
+            <w:r>
+              <w:rPr>
+                <w:b/>
+                <w:color w:val="FFFFFF"/>
+              </w:rPr>
+              <w:t>#</w:t>
+            </w:r>
+          </w:p>
+        </w:tc>
+        <w:tc>
+          <w:tcPr>
+            <w:tcW w:type="dxa" w:w="4082"/>
+            <w:shd w:val="clear" w:color="auto" w:fill="096AA7"/>
+          </w:tcPr>
+          <w:p>
+            <w:r>
+              <w:rPr>
+                <w:b/>
+                <w:color w:val="FFFFFF"/>
+              </w:rPr>
+              <w:t>Thao tác kiểm tra</w:t>
+            </w:r>
+          </w:p>
+        </w:tc>
+        <w:tc>
+          <w:tcPr>
+            <w:tcW w:type="dxa" w:w="4195"/>
+            <w:shd w:val="clear" w:color="auto" w:fill="096AA7"/>
+          </w:tcPr>
+          <w:p>
+            <w:r>
+              <w:rPr>
+                <w:b/>
+                <w:color w:val="FFFFFF"/>
+              </w:rPr>
+              <w:t>Kết quả mong đợi</w:t>
+            </w:r>
+          </w:p>
+        </w:tc>
+        <w:tc>
+          <w:tcPr>
+            <w:tcW w:type="dxa" w:w="1417"/>
+            <w:shd w:val="clear" w:color="auto" w:fill="096AA7"/>
+          </w:tcPr>
+          <w:p>
+            <w:r>
+              <w:rPr>
+                <w:b/>
+                <w:color w:val="FFFFFF"/>
+              </w:rPr>
+              <w:t>Đạt / Không đạt</w:t>
+            </w:r>
+          </w:p>
+        </w:tc>
+      </w:tr>
+      <w:tr>
+        <w:tc>
+          <w:tcPr>
+            <w:tcW w:type="dxa" w:w="510"/>
+          </w:tcPr>
+          <w:p>
+            <w:r>
+              <w:t>1</w:t>
+            </w:r>
+          </w:p>
+        </w:tc>
+        <w:tc>
+          <w:tcPr>
+            <w:tcW w:type="dxa" w:w="4082"/>
+          </w:tcPr>
+          <w:p>
+            <w:r>
+              <w:t>Sau khi bạn đã duyệt/từ chối xong phần mình trên 1 đề xuất (còn bước sau), có người khác bình luận hoặc bước sau từ chối đề xuất đó.</w:t>
+            </w:r>
+          </w:p>
+        </w:tc>
+        <w:tc>
+          <w:tcPr>
+            <w:tcW w:type="dxa" w:w="4195"/>
+          </w:tcPr>
+          <w:p>
+            <w:r>
+              <w:t>Chuông hiện thêm thông báo mới liên quan đề xuất đó — TRƯỚC ĐÂY sẽ hoàn toàn im lặng sau khi bạn đã xử lý xong phần mình.</w:t>
+            </w:r>
+          </w:p>
+        </w:tc>
+        <w:tc>
+          <w:tcPr>
+            <w:tcW w:type="dxa" w:w="1417"/>
+          </w:tcPr>
+          <w:p>
+            <w:r/>
+          </w:p>
+        </w:tc>
+      </w:tr>
+      <w:tr>
+        <w:tc>
+          <w:tcPr>
+            <w:tcW w:type="dxa" w:w="510"/>
+          </w:tcPr>
+          <w:p>
+            <w:r>
+              <w:t>2</w:t>
+            </w:r>
+          </w:p>
+        </w:tc>
+        <w:tc>
+          <w:tcPr>
+            <w:tcW w:type="dxa" w:w="4082"/>
+          </w:tcPr>
+          <w:p>
+            <w:r>
+              <w:t>Bạn đang theo dõi 1 đề xuất đã xem qua, sau đó đề xuất có bình luận/quyết định mới.</w:t>
+            </w:r>
+          </w:p>
+        </w:tc>
+        <w:tc>
+          <w:tcPr>
+            <w:tcW w:type="dxa" w:w="4195"/>
+          </w:tcPr>
+          <w:p>
+            <w:r>
+              <w:t>Chuông báo lại đề xuất đó — TRƯỚC ĐÂY chỉ báo đúng 1 lần lúc đề xuất mới gửi.</w:t>
+            </w:r>
+          </w:p>
+        </w:tc>
+        <w:tc>
+          <w:tcPr>
+            <w:tcW w:type="dxa" w:w="1417"/>
+          </w:tcPr>
+          <w:p>
+            <w:r/>
+          </w:p>
+        </w:tc>
+      </w:tr>
+      <w:tr>
+        <w:tc>
+          <w:tcPr>
+            <w:tcW w:type="dxa" w:w="510"/>
+          </w:tcPr>
+          <w:p>
+            <w:r>
+              <w:t>3</w:t>
+            </w:r>
+          </w:p>
+        </w:tc>
+        <w:tc>
+          <w:tcPr>
+            <w:tcW w:type="dxa" w:w="4082"/>
+          </w:tcPr>
+          <w:p>
+            <w:r>
+              <w:t>Ai đó @tag tên bạn trong 1 bình luận, bạn mở chuông thấy thông báo rồi bấm vào xem đề xuất đó.</w:t>
+            </w:r>
+          </w:p>
+        </w:tc>
+        <w:tc>
+          <w:tcPr>
+            <w:tcW w:type="dxa" w:w="4195"/>
+          </w:tcPr>
+          <w:p>
+            <w:r>
+              <w:t>Mở lại chuông lần sau — thông báo đó đã tự biến mất, không cần bấm "đánh dấu đã đọc" gì thêm.</w:t>
+            </w:r>
+          </w:p>
+        </w:tc>
+        <w:tc>
+          <w:tcPr>
+            <w:tcW w:type="dxa" w:w="1417"/>
+          </w:tcPr>
+          <w:p>
+            <w:r/>
+          </w:p>
+        </w:tc>
+      </w:tr>
+      <w:tr>
+        <w:tc>
+          <w:tcPr>
+            <w:tcW w:type="dxa" w:w="510"/>
+          </w:tcPr>
+          <w:p>
+            <w:r>
+              <w:t>4</w:t>
+            </w:r>
+          </w:p>
+        </w:tc>
+        <w:tc>
+          <w:tcPr>
+            <w:tcW w:type="dxa" w:w="4082"/>
+          </w:tcPr>
+          <w:p>
+            <w:r>
+              <w:t>Vào trang cá nhân → "Cài đặt thông báo".</w:t>
+            </w:r>
+          </w:p>
+        </w:tc>
+        <w:tc>
+          <w:tcPr>
+            <w:tcW w:type="dxa" w:w="4195"/>
+          </w:tcPr>
+          <w:p>
+            <w:r>
+              <w:t>Thấy thêm 1 mục mới "Cập nhật sau khi tôi đã xử lý" — tắt được nếu không muốn nhận loại này.</w:t>
+            </w:r>
+          </w:p>
+        </w:tc>
+        <w:tc>
+          <w:tcPr>
+            <w:tcW w:type="dxa" w:w="1417"/>
+          </w:tcPr>
+          <w:p>
+            <w:r/>
+          </w:p>
+        </w:tc>
+      </w:tr>
+    </w:tbl>
+    <w:p/>
     <w:sectPr>
       <w:pgSz w:w="12240" w:h="15840"/>
       <w:pgMar w:top="1440" w:right="1800" w:bottom="1440" w:left="1800" w:header="720" w:footer="720" w:gutter="0"/>
